--- a/sop/sop_pkg_risk_assess.docx
+++ b/sop/sop_pkg_risk_assess.docx
@@ -1903,7 +1903,7 @@
         <w:rPr>
           <w:rStyle w:val="VerbatimChar"/>
         </w:rPr>
-        <w:t xml:space="preserve">Warning: package 'SCTORvalidation' was built under R version 4.5.2</w:t>
+        <w:t xml:space="preserve">Warning: package 'SCTORvalidation' was built under R version 4.5.3</w:t>
       </w:r>
     </w:p>
     <w:p>

--- a/sop/sop_pkg_risk_assess.docx
+++ b/sop/sop_pkg_risk_assess.docx
@@ -1914,7 +1914,7 @@
         <w:rPr>
           <w:rStyle w:val="VerbatimChar"/>
         </w:rPr>
-        <w:t xml:space="preserve">Warning: package 'ggplot2' was built under R version 4.5.2</w:t>
+        <w:t xml:space="preserve">Warning: package 'ggplot2' was built under R version 4.5.3</w:t>
       </w:r>
     </w:p>
     <w:tbl>

--- a/sop/sop_pkg_risk_assess.docx
+++ b/sop/sop_pkg_risk_assess.docx
@@ -1904,17 +1904,6 @@
           <w:rStyle w:val="VerbatimChar"/>
         </w:rPr>
         <w:t xml:space="preserve">Warning: package 'SCTORvalidation' was built under R version 4.5.3</w:t>
-      </w:r>
-    </w:p>
-    <w:p>
-      <w:pPr>
-        <w:pStyle w:val="SourceCode"/>
-      </w:pPr>
-      <w:r>
-        <w:rPr>
-          <w:rStyle w:val="VerbatimChar"/>
-        </w:rPr>
-        <w:t xml:space="preserve">Warning: package 'ggplot2' was built under R version 4.5.3</w:t>
       </w:r>
     </w:p>
     <w:tbl>

--- a/sop/sop_pkg_risk_assess.docx
+++ b/sop/sop_pkg_risk_assess.docx
@@ -1904,6 +1904,17 @@
           <w:rStyle w:val="VerbatimChar"/>
         </w:rPr>
         <w:t xml:space="preserve">Warning: package 'SCTORvalidation' was built under R version 4.5.3</w:t>
+      </w:r>
+    </w:p>
+    <w:p>
+      <w:pPr>
+        <w:pStyle w:val="SourceCode"/>
+      </w:pPr>
+      <w:r>
+        <w:rPr>
+          <w:rStyle w:val="VerbatimChar"/>
+        </w:rPr>
+        <w:t xml:space="preserve">Warning: package 'ggplot2' was built under R version 4.5.3</w:t>
       </w:r>
     </w:p>
     <w:tbl>
